--- a/docs_word/03_90天验证计划.docx
+++ b/docs_word/03_90天验证计划.docx
@@ -3914,7 +3914,24 @@
                 <w:b w:val="0"/>
                 <w:sz w:val="18"/>
               </w:rPr>
-              <w:t xml:space="preserve">把 </w:t>
+              <w:t xml:space="preserve">一条命令 </w:t>
+            </w:r>
+            <w:r>
+              <w:rPr>
+                <w:rFonts w:ascii="Consolas" w:hAnsi="Consolas" w:eastAsia="微软雅黑"/>
+                <w:b w:val="0"/>
+                <w:color w:val="1F3A5F"/>
+                <w:sz w:val="17"/>
+              </w:rPr>
+              <w:t>python tools/reviewer_repro.py</w:t>
+            </w:r>
+            <w:r>
+              <w:rPr>
+                <w:rFonts w:ascii="Segoe UI" w:hAnsi="Segoe UI" w:eastAsia="微软雅黑"/>
+                <w:b w:val="0"/>
+                <w:sz w:val="18"/>
+              </w:rPr>
+              <w:t xml:space="preserve">：把 </w:t>
             </w:r>
             <w:r>
               <w:rPr>
@@ -3931,7 +3948,23 @@
                 <w:b w:val="0"/>
                 <w:sz w:val="18"/>
               </w:rPr>
-              <w:t xml:space="preserve"> 解压到任意目录，在该目录跑 </w:t>
+              <w:t xml:space="preserve"> 解压到系统临时目录，在解压副本里</w:t>
+            </w:r>
+            <w:r>
+              <w:rPr>
+                <w:rFonts w:ascii="Segoe UI" w:hAnsi="Segoe UI" w:eastAsia="微软雅黑"/>
+                <w:b/>
+                <w:sz w:val="18"/>
+              </w:rPr>
+              <w:t>离线</w:t>
+            </w:r>
+            <w:r>
+              <w:rPr>
+                <w:rFonts w:ascii="Segoe UI" w:hAnsi="Segoe UI" w:eastAsia="微软雅黑"/>
+                <w:b w:val="0"/>
+                <w:sz w:val="18"/>
+              </w:rPr>
+              <w:t xml:space="preserve">跑 7 步（build_features -&gt; skill_regression -&gt; leakage_audit -&gt; build_dashboard -&gt; build_static -&gt; verify_demo -&gt; consistency_audit），再与包内页面逐字节比对，跑完即删临时目录；该步也已并入 </w:t>
             </w:r>
             <w:r>
               <w:rPr>
@@ -3940,7 +3973,7 @@
                 <w:color w:val="1F3A5F"/>
                 <w:sz w:val="17"/>
               </w:rPr>
-              <w:t>python pipeline/build_static.py</w:t>
+              <w:t>tools/preflight.py</w:t>
             </w:r>
             <w:r>
               <w:rPr>
@@ -3948,33 +3981,7 @@
                 <w:b w:val="0"/>
                 <w:sz w:val="18"/>
               </w:rPr>
-              <w:t>、</w:t>
-            </w:r>
-            <w:r>
-              <w:rPr>
-                <w:rFonts w:ascii="Consolas" w:hAnsi="Consolas" w:eastAsia="微软雅黑"/>
-                <w:b w:val="0"/>
-                <w:color w:val="1F3A5F"/>
-                <w:sz w:val="17"/>
-              </w:rPr>
-              <w:t>python pipeline/verify_demo.py</w:t>
-            </w:r>
-            <w:r>
-              <w:rPr>
-                <w:rFonts w:ascii="Segoe UI" w:hAnsi="Segoe UI" w:eastAsia="微软雅黑"/>
-                <w:b w:val="0"/>
-                <w:sz w:val="18"/>
-              </w:rPr>
-              <w:t>、</w:t>
-            </w:r>
-            <w:r>
-              <w:rPr>
-                <w:rFonts w:ascii="Consolas" w:hAnsi="Consolas" w:eastAsia="微软雅黑"/>
-                <w:b w:val="0"/>
-                <w:color w:val="1F3A5F"/>
-                <w:sz w:val="17"/>
-              </w:rPr>
-              <w:t>python tools/consistency_audit.py</w:t>
+              <w:t xml:space="preserve"> 的最后一步</w:t>
             </w:r>
           </w:p>
         </w:tc>
@@ -4023,7 +4030,7 @@
                 <w:b w:val="0"/>
                 <w:sz w:val="18"/>
               </w:rPr>
-              <w:t xml:space="preserve"> 完全一致）；两项校验在解压目录同样 ALL PASS / ALL CONSISTENT（提交包不在同级目录时自检会打印 SKIP 而不是抛错）</w:t>
+              <w:t xml:space="preserve"> 完全一致，sha 前 16 位相同）；两项校验在解压目录同样 ALL PASS / ALL CONSISTENT（提交包不在同级目录时自检会打印 SKIP 而不是抛错）</w:t>
             </w:r>
           </w:p>
         </w:tc>

--- a/docs_word/03_90天验证计划.docx
+++ b/docs_word/03_90天验证计划.docx
@@ -421,7 +421,58 @@
                 <w:b w:val="0"/>
                 <w:sz w:val="18"/>
               </w:rPr>
-              <w:t xml:space="preserve"> 把台账与实际观测逐日对齐，按时效输出 RMSE、区间覆盖率与「上界达到高危险档而实际成灾」的命中率（S2），结果写 </w:t>
+              <w:t xml:space="preserve"> 把台账与实际观测逐日对齐，触发线直接读 </w:t>
+            </w:r>
+            <w:r>
+              <w:rPr>
+                <w:rFonts w:ascii="Consolas" w:hAnsi="Consolas" w:eastAsia="微软雅黑"/>
+                <w:b w:val="0"/>
+                <w:color w:val="1F3A5F"/>
+                <w:sz w:val="17"/>
+              </w:rPr>
+              <w:t>data/processed/priority_plan.json</w:t>
+            </w:r>
+            <w:r>
+              <w:rPr>
+                <w:rFonts w:ascii="Segoe UI" w:hAnsi="Segoe UI" w:eastAsia="微软雅黑"/>
+                <w:b w:val="0"/>
+                <w:sz w:val="18"/>
+              </w:rPr>
+              <w:t xml:space="preserve"> 的 </w:t>
+            </w:r>
+            <w:r>
+              <w:rPr>
+                <w:rFonts w:ascii="Consolas" w:hAnsi="Consolas" w:eastAsia="微软雅黑"/>
+                <w:b w:val="0"/>
+                <w:color w:val="1F3A5F"/>
+                <w:sz w:val="17"/>
+              </w:rPr>
+              <w:t>thresholds.risk_p95</w:t>
+            </w:r>
+            <w:r>
+              <w:rPr>
+                <w:rFonts w:ascii="Segoe UI" w:hAnsi="Segoe UI" w:eastAsia="微软雅黑"/>
+                <w:b w:val="0"/>
+                <w:sz w:val="18"/>
+              </w:rPr>
+              <w:t xml:space="preserve">（当前 0.333，与成品页窗口表「高」档同一线，不再写死 2/3），按时效输出 RMSE、区间覆盖率与「上界越线日的复合灾害率相对背景率的提升倍数 / 精确率 / 召回率」（S2），并给出 </w:t>
+            </w:r>
+            <w:r>
+              <w:rPr>
+                <w:rFonts w:ascii="Consolas" w:hAnsi="Consolas" w:eastAsia="微软雅黑"/>
+                <w:b w:val="0"/>
+                <w:color w:val="1F3A5F"/>
+                <w:sz w:val="17"/>
+              </w:rPr>
+              <w:t>s2_verdict</w:t>
+            </w:r>
+            <w:r>
+              <w:rPr>
+                <w:rFonts w:ascii="Segoe UI" w:hAnsi="Segoe UI" w:eastAsia="微软雅黑"/>
+                <w:b w:val="0"/>
+                <w:sz w:val="18"/>
+              </w:rPr>
+              <w:t xml:space="preserve">，结果写 </w:t>
             </w:r>
             <w:r>
               <w:rPr>
@@ -505,7 +556,31 @@
                 <w:b w:val="0"/>
                 <w:sz w:val="18"/>
               </w:rPr>
-              <w:t>预报 8 天内危险指数上界（hi）达到"高危险"档时，实际出现复合灾害的比例 ≥ 50%</w:t>
+              <w:t>上界（hi）越过本站危险指数 p95（当前 0.333，与成品页窗口表「高」档同一线）的日子，复合灾害发生率相对背景率的</w:t>
+            </w:r>
+            <w:r>
+              <w:rPr>
+                <w:rFonts w:ascii="Segoe UI" w:hAnsi="Segoe UI" w:eastAsia="微软雅黑"/>
+                <w:b/>
+                <w:sz w:val="18"/>
+              </w:rPr>
+              <w:t>提升 ≥ 2 倍</w:t>
+            </w:r>
+            <w:r>
+              <w:rPr>
+                <w:rFonts w:ascii="Segoe UI" w:hAnsi="Segoe UI" w:eastAsia="微软雅黑"/>
+                <w:b w:val="0"/>
+                <w:sz w:val="18"/>
+              </w:rPr>
+              <w:t xml:space="preserve">，且 </w:t>
+            </w:r>
+            <w:r>
+              <w:rPr>
+                <w:rFonts w:ascii="Segoe UI" w:hAnsi="Segoe UI" w:eastAsia="微软雅黑"/>
+                <w:b/>
+                <w:sz w:val="18"/>
+              </w:rPr>
+              <w:t>1 天档召回 ≥ 80%</w:t>
             </w:r>
           </w:p>
         </w:tc>
@@ -521,7 +596,91 @@
                 <w:b w:val="0"/>
                 <w:sz w:val="18"/>
               </w:rPr>
-              <w:t>事件命中率统计</w:t>
+              <w:t>事件命中率统计（</w:t>
+            </w:r>
+            <w:r>
+              <w:rPr>
+                <w:rFonts w:ascii="Consolas" w:hAnsi="Consolas" w:eastAsia="微软雅黑"/>
+                <w:b w:val="0"/>
+                <w:color w:val="1F3A5F"/>
+                <w:sz w:val="17"/>
+              </w:rPr>
+              <w:t>tools/settle_forecast.py</w:t>
+            </w:r>
+            <w:r>
+              <w:rPr>
+                <w:rFonts w:ascii="Segoe UI" w:hAnsi="Segoe UI" w:eastAsia="微软雅黑"/>
+                <w:b w:val="0"/>
+                <w:sz w:val="18"/>
+              </w:rPr>
+              <w:t xml:space="preserve"> 按台账结算，触发线读 </w:t>
+            </w:r>
+            <w:r>
+              <w:rPr>
+                <w:rFonts w:ascii="Consolas" w:hAnsi="Consolas" w:eastAsia="微软雅黑"/>
+                <w:b w:val="0"/>
+                <w:color w:val="1F3A5F"/>
+                <w:sz w:val="17"/>
+              </w:rPr>
+              <w:t>priority_plan.json</w:t>
+            </w:r>
+            <w:r>
+              <w:rPr>
+                <w:rFonts w:ascii="Segoe UI" w:hAnsi="Segoe UI" w:eastAsia="微软雅黑"/>
+                <w:b w:val="0"/>
+                <w:sz w:val="18"/>
+              </w:rPr>
+              <w:t xml:space="preserve"> 的 </w:t>
+            </w:r>
+            <w:r>
+              <w:rPr>
+                <w:rFonts w:ascii="Consolas" w:hAnsi="Consolas" w:eastAsia="微软雅黑"/>
+                <w:b w:val="0"/>
+                <w:color w:val="1F3A5F"/>
+                <w:sz w:val="17"/>
+              </w:rPr>
+              <w:t>risk_p95</w:t>
+            </w:r>
+            <w:r>
+              <w:rPr>
+                <w:rFonts w:ascii="Segoe UI" w:hAnsi="Segoe UI" w:eastAsia="微软雅黑"/>
+                <w:b w:val="0"/>
+                <w:sz w:val="18"/>
+              </w:rPr>
+              <w:t xml:space="preserve">）。判据可达性已由 </w:t>
+            </w:r>
+            <w:r>
+              <w:rPr>
+                <w:rFonts w:ascii="Consolas" w:hAnsi="Consolas" w:eastAsia="微软雅黑"/>
+                <w:b w:val="0"/>
+                <w:color w:val="1F3A5F"/>
+                <w:sz w:val="17"/>
+              </w:rPr>
+              <w:t>pipeline/s2_hindcast.py</w:t>
+            </w:r>
+            <w:r>
+              <w:rPr>
+                <w:rFonts w:ascii="Segoe UI" w:hAnsi="Segoe UI" w:eastAsia="微软雅黑"/>
+                <w:b w:val="0"/>
+                <w:sz w:val="18"/>
+              </w:rPr>
+              <w:t xml:space="preserve"> 在同一 3 折协议的 534 天样本外回溯：1 天档 132 次触发 / 命中 10 / 精确率 7.6% / 召回率 90.9% / 提升 3.68 倍（背景率 2.06%），达标。</w:t>
+            </w:r>
+            <w:r>
+              <w:rPr>
+                <w:rFonts w:ascii="Segoe UI" w:hAnsi="Segoe UI" w:eastAsia="微软雅黑"/>
+                <w:b/>
+                <w:sz w:val="18"/>
+              </w:rPr>
+              <w:t>原写法「上界达到"高危险"档时实际成灾比例 ≥ 50%」已撤回</w:t>
+            </w:r>
+            <w:r>
+              <w:rPr>
+                <w:rFonts w:ascii="Segoe UI" w:hAnsi="Segoe UI" w:eastAsia="微软雅黑"/>
+                <w:b w:val="0"/>
+                <w:sz w:val="18"/>
+              </w:rPr>
+              <w:t>：以 2/3 为高档线时 8 个时效在 534 天里触发 0 次（无法结算），以 1/3 为线时精确率也只有 1.0%–7.6%，在 2% 的背景率下要求 50% 精确率等于要求触发集几乎全是灾害日，不成立。同时如实写明长时效：1 到 4 天提升 2.07–3.68 倍，5 到 8 天 0.49–1.55 倍（其中 5 / 7 / 8 天低于背景率，即长时效上界越线对复合灾害日没有正向提示，只表示"不能排除"）。撤回原因与全部数字见《数据与AI说明》第五节第 11 条</w:t>
             </w:r>
           </w:p>
         </w:tc>
@@ -587,7 +746,58 @@
                 <w:b w:val="0"/>
                 <w:sz w:val="18"/>
               </w:rPr>
-              <w:t>访问记录 + 每周 3 问题问卷。</w:t>
+              <w:t xml:space="preserve">访问记录 + 每周 3 问题问卷，逐条追加进台账 </w:t>
+            </w:r>
+            <w:r>
+              <w:rPr>
+                <w:rFonts w:ascii="Consolas" w:hAnsi="Consolas" w:eastAsia="微软雅黑"/>
+                <w:b w:val="0"/>
+                <w:color w:val="1F3A5F"/>
+                <w:sz w:val="17"/>
+              </w:rPr>
+              <w:t>data/processed/engagement_log.json</w:t>
+            </w:r>
+            <w:r>
+              <w:rPr>
+                <w:rFonts w:ascii="Segoe UI" w:hAnsi="Segoe UI" w:eastAsia="微软雅黑"/>
+                <w:b w:val="0"/>
+                <w:sz w:val="18"/>
+              </w:rPr>
+              <w:t xml:space="preserve"> 的 s3 字段（</w:t>
+            </w:r>
+            <w:r>
+              <w:rPr>
+                <w:rFonts w:ascii="Consolas" w:hAnsi="Consolas" w:eastAsia="微软雅黑"/>
+                <w:b w:val="0"/>
+                <w:color w:val="1F3A5F"/>
+                <w:sz w:val="17"/>
+              </w:rPr>
+              <w:t>python tools/feedback_log.py --add-s3 日期 机构 渠道</w:t>
+            </w:r>
+            <w:r>
+              <w:rPr>
+                <w:rFonts w:ascii="Segoe UI" w:hAnsi="Segoe UI" w:eastAsia="微软雅黑"/>
+                <w:b w:val="0"/>
+                <w:sz w:val="18"/>
+              </w:rPr>
+              <w:t xml:space="preserve">），结算器按 ISO 周去重后判「同一家机构连续 4 周每周至少 1 次」，判定写 </w:t>
+            </w:r>
+            <w:r>
+              <w:rPr>
+                <w:rFonts w:ascii="Consolas" w:hAnsi="Consolas" w:eastAsia="微软雅黑"/>
+                <w:b w:val="0"/>
+                <w:color w:val="1F3A5F"/>
+                <w:sz w:val="17"/>
+              </w:rPr>
+              <w:t>data/processed/engagement_report.json</w:t>
+            </w:r>
+            <w:r>
+              <w:rPr>
+                <w:rFonts w:ascii="Segoe UI" w:hAnsi="Segoe UI" w:eastAsia="微软雅黑"/>
+                <w:b w:val="0"/>
+                <w:sz w:val="18"/>
+              </w:rPr>
+              <w:t>。</w:t>
             </w:r>
             <w:r>
               <w:rPr>
@@ -669,7 +879,41 @@
                 <w:b w:val="0"/>
                 <w:sz w:val="18"/>
               </w:rPr>
-              <w:t>事件日志（时间、原计划、依据、结果）</w:t>
+              <w:t xml:space="preserve">事件日志（时间、原计划、依据、结果）逐条追加进 </w:t>
+            </w:r>
+            <w:r>
+              <w:rPr>
+                <w:rFonts w:ascii="Consolas" w:hAnsi="Consolas" w:eastAsia="微软雅黑"/>
+                <w:b w:val="0"/>
+                <w:color w:val="1F3A5F"/>
+                <w:sz w:val="17"/>
+              </w:rPr>
+              <w:t>engagement_log.json</w:t>
+            </w:r>
+            <w:r>
+              <w:rPr>
+                <w:rFonts w:ascii="Segoe UI" w:hAnsi="Segoe UI" w:eastAsia="微软雅黑"/>
+                <w:b w:val="0"/>
+                <w:sz w:val="18"/>
+              </w:rPr>
+              <w:t xml:space="preserve"> 的 s4 字段（</w:t>
+            </w:r>
+            <w:r>
+              <w:rPr>
+                <w:rFonts w:ascii="Consolas" w:hAnsi="Consolas" w:eastAsia="微软雅黑"/>
+                <w:b w:val="0"/>
+                <w:color w:val="1F3A5F"/>
+                <w:sz w:val="17"/>
+              </w:rPr>
+              <w:t>--add-s4 日期 机构 原计划 依据</w:t>
+            </w:r>
+            <w:r>
+              <w:rPr>
+                <w:rFonts w:ascii="Segoe UI" w:hAnsi="Segoe UI" w:eastAsia="微软雅黑"/>
+                <w:b w:val="0"/>
+                <w:sz w:val="18"/>
+              </w:rPr>
+              <w:t>，结果事后补写）；结算器只把原计划 / 依据 / 结果三者齐全的条目算作完整事件，≥ 3 条判达标</w:t>
             </w:r>
           </w:p>
         </w:tc>
@@ -735,7 +979,41 @@
                 <w:b w:val="0"/>
                 <w:sz w:val="18"/>
               </w:rPr>
-              <w:t>访谈 + 日志</w:t>
+              <w:t xml:space="preserve">访谈 + 日志：把对方明确说出的门槛与实际误报次数记进 </w:t>
+            </w:r>
+            <w:r>
+              <w:rPr>
+                <w:rFonts w:ascii="Consolas" w:hAnsi="Consolas" w:eastAsia="微软雅黑"/>
+                <w:b w:val="0"/>
+                <w:color w:val="1F3A5F"/>
+                <w:sz w:val="17"/>
+              </w:rPr>
+              <w:t>engagement_log.json</w:t>
+            </w:r>
+            <w:r>
+              <w:rPr>
+                <w:rFonts w:ascii="Segoe UI" w:hAnsi="Segoe UI" w:eastAsia="微软雅黑"/>
+                <w:b w:val="0"/>
+                <w:sz w:val="18"/>
+              </w:rPr>
+              <w:t xml:space="preserve"> 的 s5 字段（</w:t>
+            </w:r>
+            <w:r>
+              <w:rPr>
+                <w:rFonts w:ascii="Consolas" w:hAnsi="Consolas" w:eastAsia="微软雅黑"/>
+                <w:b w:val="0"/>
+                <w:color w:val="1F3A5F"/>
+                <w:sz w:val="17"/>
+              </w:rPr>
+              <w:t>--add-s5 日期 机构 误报次数 容忍门槛</w:t>
+            </w:r>
+            <w:r>
+              <w:rPr>
+                <w:rFonts w:ascii="Segoe UI" w:hAnsi="Segoe UI" w:eastAsia="微软雅黑"/>
+                <w:b w:val="0"/>
+                <w:sz w:val="18"/>
+              </w:rPr>
+              <w:t>）；这一条不设通过线，只如实判「实际误报 ≤ 门槛」，因为容忍度本身是主观量</w:t>
             </w:r>
           </w:p>
         </w:tc>
@@ -785,7 +1063,23 @@
                 <w:b w:val="0"/>
                 <w:sz w:val="18"/>
               </w:rPr>
-              <w:t>与 NOAA 官方产品的年度排序一致（Spearman = 1.000），且同海域区域站点事件级命中 ≥ 10/13（当前 13/13），第二个独立官方站点（帕劳）复核 r = 0.921、p90 热日命中率 100.0%</w:t>
+              <w:t>与 NOAA 官方产品的年度排序一致（Spearman = 1.000，仅 4 个年份、其中 2026 不完整），且同海域区域站点事件级命中需</w:t>
+            </w:r>
+            <w:r>
+              <w:rPr>
+                <w:rFonts w:ascii="Segoe UI" w:hAnsi="Segoe UI" w:eastAsia="微软雅黑"/>
+                <w:b/>
+                <w:sz w:val="18"/>
+              </w:rPr>
+              <w:t>显著高于 82.3% 的背景预警率</w:t>
+            </w:r>
+            <w:r>
+              <w:rPr>
+                <w:rFonts w:ascii="Segoe UI" w:hAnsi="Segoe UI" w:eastAsia="微软雅黑"/>
+                <w:b w:val="0"/>
+                <w:sz w:val="18"/>
+              </w:rPr>
+              <w:t>（当前 13/13；但该站 82.3% 的日子本就在官方预警状态，n=13 时随机期望就是 10.7/13，P(13/13) ≈ 0.08 不显著，提升仅 1.21 倍 —— 这条只能证明无漏报、区分度很低，判据不再写低于随机期望的命中条数（原写法「13 个事件里命中 10 个」就低于随机期望）），第二个独立官方站点（帕劳）复核 r = 0.921、p90 热日命中率 100.0%</w:t>
             </w:r>
           </w:p>
         </w:tc>
@@ -1524,7 +1818,58 @@
           <w:b w:val="0"/>
           <w:sz w:val="21"/>
         </w:rPr>
-        <w:t xml:space="preserve"> 即得到逐时效 RMSE、区间覆盖率与 S2 命中率。</w:t>
+        <w:t xml:space="preserve"> 即得到逐时效 RMSE、区间覆盖率与 S2 命中率。；S3 到 S5 跑 </w:t>
+      </w:r>
+      <w:r>
+        <w:rPr>
+          <w:rFonts w:ascii="Consolas" w:hAnsi="Consolas" w:eastAsia="微软雅黑"/>
+          <w:b w:val="0"/>
+          <w:color w:val="1F3A5F"/>
+          <w:sz w:val="20"/>
+        </w:rPr>
+        <w:t>python tools/feedback_log.py --report</w:t>
+      </w:r>
+      <w:r>
+        <w:rPr>
+          <w:rFonts w:ascii="Segoe UI" w:hAnsi="Segoe UI" w:eastAsia="微软雅黑"/>
+          <w:b w:val="0"/>
+          <w:sz w:val="21"/>
+        </w:rPr>
+        <w:t xml:space="preserve">，从台账算出「连续周数 / 完整决策事件数 / 误报是否超门槛」，没有外部记录时如实报 pending。两个结算器都自带 </w:t>
+      </w:r>
+      <w:r>
+        <w:rPr>
+          <w:rFonts w:ascii="Consolas" w:hAnsi="Consolas" w:eastAsia="微软雅黑"/>
+          <w:b w:val="0"/>
+          <w:color w:val="1F3A5F"/>
+          <w:sz w:val="20"/>
+        </w:rPr>
+        <w:t>--selftest</w:t>
+      </w:r>
+      <w:r>
+        <w:rPr>
+          <w:rFonts w:ascii="Segoe UI" w:hAnsi="Segoe UI" w:eastAsia="微软雅黑"/>
+          <w:b w:val="0"/>
+          <w:sz w:val="21"/>
+        </w:rPr>
+        <w:t xml:space="preserve">（用手算样例校验算分口径），并已接进 </w:t>
+      </w:r>
+      <w:r>
+        <w:rPr>
+          <w:rFonts w:ascii="Consolas" w:hAnsi="Consolas" w:eastAsia="微软雅黑"/>
+          <w:b w:val="0"/>
+          <w:color w:val="1F3A5F"/>
+          <w:sz w:val="20"/>
+        </w:rPr>
+        <w:t>tools/preflight.py</w:t>
+      </w:r>
+      <w:r>
+        <w:rPr>
+          <w:rFonts w:ascii="Segoe UI" w:hAnsi="Segoe UI" w:eastAsia="微软雅黑"/>
+          <w:b w:val="0"/>
+          <w:sz w:val="21"/>
+        </w:rPr>
+        <w:t xml:space="preserve"> 的一键自检（它现在依次跑两个结算器的自检）。</w:t>
       </w:r>
     </w:p>
     <w:p>
@@ -1782,7 +2127,7 @@
                 <w:b w:val="0"/>
                 <w:sz w:val="18"/>
               </w:rPr>
-              <w:t>一台能跑 Python 3.12 + numpy 的机器</w:t>
+              <w:t>一台能跑 Python 3.10 + numpy 2.2.6 的机器（与云端 workflow 同一版本；求和走 pipeline/ssum.py 的朴素累加器，避免解释器 3.12 起 sum() 改补偿求和带来的末位漂移）</w:t>
             </w:r>
           </w:p>
         </w:tc>
@@ -2697,7 +3042,41 @@
           <w:b w:val="0"/>
           <w:sz w:val="21"/>
         </w:rPr>
-        <w:t>的验证，避免评审把「验证计划」误读成「还没做的打算」。每一行的产物都在仓库里，跑一条命令即可复现。</w:t>
+        <w:t xml:space="preserve">的验证，避免评审把「验证计划」误读成「还没做的打算」。每一行的产物都在仓库里，跑一条命令即可复现。表里的每个数字都由 </w:t>
+      </w:r>
+      <w:r>
+        <w:rPr>
+          <w:rFonts w:ascii="Consolas" w:hAnsi="Consolas" w:eastAsia="微软雅黑"/>
+          <w:b w:val="0"/>
+          <w:color w:val="1F3A5F"/>
+          <w:sz w:val="20"/>
+        </w:rPr>
+        <w:t>python tools\plan_audit.py</w:t>
+      </w:r>
+      <w:r>
+        <w:rPr>
+          <w:rFonts w:ascii="Segoe UI" w:hAnsi="Segoe UI" w:eastAsia="微软雅黑"/>
+          <w:b w:val="0"/>
+          <w:sz w:val="21"/>
+        </w:rPr>
+        <w:t xml:space="preserve"> 从 </w:t>
+      </w:r>
+      <w:r>
+        <w:rPr>
+          <w:rFonts w:ascii="Consolas" w:hAnsi="Consolas" w:eastAsia="微软雅黑"/>
+          <w:b w:val="0"/>
+          <w:color w:val="1F3A5F"/>
+          <w:sz w:val="20"/>
+        </w:rPr>
+        <w:t>data/processed</w:t>
+      </w:r>
+      <w:r>
+        <w:rPr>
+          <w:rFonts w:ascii="Segoe UI" w:hAnsi="Segoe UI" w:eastAsia="微软雅黑"/>
+          <w:b w:val="0"/>
+          <w:sz w:val="21"/>
+        </w:rPr>
+        <w:t xml:space="preserve"> 的产物现算并逐条断言（纯标准库、不联网），因此数据一刷新、这里就会跟着换新数字，不会停留在手写值上。</w:t>
       </w:r>
     </w:p>
     <w:tbl>
@@ -2875,7 +3254,7 @@
                 <w:b w:val="0"/>
                 <w:sz w:val="18"/>
               </w:rPr>
-              <w:t>，对常数均值 0.1716 / 0.1718 / 0.1716 —— 5 天与 7 天反而略高于常数均值，如实披露</w:t>
+              <w:t>，对常数均值 0.1716 / 0.1718 / 0.1716 —— 5 天与基线基本打平（0.1716 对 0.1718，低 0.0002），7 天反而略高（0.1725 对 0.1716），如实披露</w:t>
             </w:r>
           </w:p>
         </w:tc>
@@ -3043,7 +3422,7 @@
                 <w:b w:val="0"/>
                 <w:sz w:val="18"/>
               </w:rPr>
-              <w:t xml:space="preserve">同一 3 折协议扫 λ = 5 到 6400：四时效平均 AUC 在 λ = 50 到 200 达到峰值 </w:t>
+              <w:t xml:space="preserve">同一 3 折协议扫 λ = 5 到 6400：四时效平均 AUC 在 </w:t>
             </w:r>
             <w:r>
               <w:rPr>
@@ -3051,7 +3430,7 @@
                 <w:b/>
                 <w:sz w:val="18"/>
               </w:rPr>
-              <w:t>0.679</w:t>
+              <w:t>λ = 100 达到峰值 0.679</w:t>
             </w:r>
             <w:r>
               <w:rPr>
@@ -3059,7 +3438,23 @@
                 <w:b w:val="0"/>
                 <w:sz w:val="18"/>
               </w:rPr>
-              <w:t>（λ = 5 时 0.666），从 5 加到 6400 只在 0.659 到 0.679 之间移动 —— 是平台不是尖峰；各时效 RMSE 最优的 λ 分别是 50 / 50 / 1600 / 1600</w:t>
+              <w:t xml:space="preserve">（λ = 5 时 0.666，50 到 200 都在 0.677 以上），从 5 加到 6400 只在 </w:t>
+            </w:r>
+            <w:r>
+              <w:rPr>
+                <w:rFonts w:ascii="Segoe UI" w:hAnsi="Segoe UI" w:eastAsia="微软雅黑"/>
+                <w:b/>
+                <w:sz w:val="18"/>
+              </w:rPr>
+              <w:t>0.659</w:t>
+            </w:r>
+            <w:r>
+              <w:rPr>
+                <w:rFonts w:ascii="Segoe UI" w:hAnsi="Segoe UI" w:eastAsia="微软雅黑"/>
+                <w:b w:val="0"/>
+                <w:sz w:val="18"/>
+              </w:rPr>
+              <w:t xml:space="preserve"> 到 0.679 之间移动 —— 是平台不是尖峰；各时效 RMSE 最优的 λ 分别是 50 / 50 / 1600 / 1600</w:t>
             </w:r>
           </w:p>
         </w:tc>
@@ -3311,7 +3706,7 @@
                 <w:b w:val="0"/>
                 <w:sz w:val="18"/>
               </w:rPr>
-              <w:t xml:space="preserve">同一 3 折协议下把两个改动拆开：上一版配置（49 特征、固定 λ=5）1 天 RMSE 0.1430，但 3 / 7 / 14 天 </w:t>
+              <w:t xml:space="preserve">同一 3 折协议下把两个改动拆开：上一版配置（49 特征、固定 λ=5）1 天 RMSE 0.1430 低于常数均值 0.1644、3 天 </w:t>
             </w:r>
             <w:r>
               <w:rPr>
@@ -3319,7 +3714,7 @@
                 <w:b/>
                 <w:sz w:val="18"/>
               </w:rPr>
-              <w:t>0.1630 / 0.1671 / 0.1700</w:t>
+              <w:t>0.1630</w:t>
             </w:r>
             <w:r>
               <w:rPr>
@@ -3327,7 +3722,23 @@
                 <w:b w:val="0"/>
                 <w:sz w:val="18"/>
               </w:rPr>
-              <w:t xml:space="preserve"> 都高于常数均值 0.1637 / 0.1635 / 0.1638 —— 外部评审指出的缺陷在消融表里可复现；部署配置（66 特征、λ 由内窗 CV 挑）四个时效 </w:t>
+              <w:t xml:space="preserve"> 也低 0.0007（噪声量级），但 7 / 14 天 </w:t>
+            </w:r>
+            <w:r>
+              <w:rPr>
+                <w:rFonts w:ascii="Segoe UI" w:hAnsi="Segoe UI" w:eastAsia="微软雅黑"/>
+                <w:b/>
+                <w:sz w:val="18"/>
+              </w:rPr>
+              <w:t>0.1671 / 0.1700</w:t>
+            </w:r>
+            <w:r>
+              <w:rPr>
+                <w:rFonts w:ascii="Segoe UI" w:hAnsi="Segoe UI" w:eastAsia="微软雅黑"/>
+                <w:b w:val="0"/>
+                <w:sz w:val="18"/>
+              </w:rPr>
+              <w:t xml:space="preserve"> 高于常数均值 0.1635 / 0.1638 —— 外部评审指出的缺陷在消融表里可复现；主表配置（66 特征、λ 由内窗 CV 挑，报告口径）四个时效 </w:t>
             </w:r>
             <w:r>
               <w:rPr>
@@ -3343,7 +3754,7 @@
                 <w:b w:val="0"/>
                 <w:sz w:val="18"/>
               </w:rPr>
-              <w:t>，RMSE 分别降 1.7% / 1.7% / 2.8% / 5.0%，排序 AUC 0.780 / 0.629 / 0.617 / 0.595 升到 0.795 / 0.665 / 0.600 / 0.615；同时披露两个改动单独都不成立（只加特征时 14 天 0.1707 反而略差；只用内窗 CV 选 λ 时 3 / 7 天 AUC 掉到 0.623 / 0.606）</w:t>
+              <w:t>，RMSE 分别降 1.7% / 1.7% / 2.8% / 5.0%，排序 AUC 0.780 / 0.629 / 0.617 / 0.595 升到 0.796 / 0.665 / 0.600 / 0.615；部署口径（全记录一次拟合 + 固定 λ = 50，逐折众数）另算一次是 0.1402 / 0.1588 / 0.1635 / 0.1663 —— 7 天与常数均值打平、14 天略高，与上表不同源；同时披露两个改动单独都不成立（只加特征时 14 天 0.1707 反而略差；只用内窗 CV 选 λ 时 3 / 7 天 AUC 掉到 0.623 / 0.606）</w:t>
             </w:r>
           </w:p>
         </w:tc>
@@ -3427,7 +3838,7 @@
                 <w:b w:val="0"/>
                 <w:sz w:val="18"/>
               </w:rPr>
-              <w:t xml:space="preserve">、年相关系数 0.838，但事件级只有 </w:t>
+              <w:t xml:space="preserve">（仅 4 个年份）、年相关系数 0.838，但事件级只有 </w:t>
             </w:r>
             <w:r>
               <w:rPr>
@@ -3459,7 +3870,7 @@
                 <w:b w:val="0"/>
                 <w:sz w:val="18"/>
               </w:rPr>
-              <w:t>、日均海温只差 0.013 °C（r = 0.717）；换第二个独立官方站点（帕劳）复核，1,402 天重叠期内偏差 0.061 °C、r = 0.921，官方同期最高 DHW 14.30</w:t>
+              <w:t>、日均海温只差 0.013 °C（r = 0.717，重叠 1,410 天）；换第二个独立官方站点（帕劳）复核，1,403 天重叠期内偏差 0.061 °C、r = 0.921，官方同期最高 DHW 9.86</w:t>
             </w:r>
           </w:p>
         </w:tc>
@@ -3695,7 +4106,7 @@
                 <w:b w:val="0"/>
                 <w:sz w:val="18"/>
               </w:rPr>
-              <w:t>7 条分档动作，触发线（p75 / p90 / p95）与恢复期复测日期全部由本站数据自动算出，不写死</w:t>
+              <w:t>7 条分档动作，触发线（p75 / p90 / p95）与恢复期复测日期全部由本站数据自动算出，不写死；并逐条标出「今天适用」与原因（按当前数据 4 条适用、热压力最严一档为「严重」），在页面上区分危险指数轴与热压力轴</w:t>
             </w:r>
           </w:p>
         </w:tc>
@@ -3779,7 +4190,7 @@
                 <w:b w:val="0"/>
                 <w:sz w:val="18"/>
               </w:rPr>
-              <w:t xml:space="preserve">并与全记录逐列比对，最大绝对偏差 </w:t>
+              <w:t xml:space="preserve">并与全记录（1,446 天）逐列比对，最大绝对偏差 </w:t>
             </w:r>
             <w:r>
               <w:rPr>
@@ -3880,7 +4291,99 @@
                 <w:b w:val="0"/>
                 <w:sz w:val="18"/>
               </w:rPr>
-              <w:t>一键自检 6 步全过：流水线可重跑、Word 与 md 数字一致、成品页标签闭合、提交包自检通过</w:t>
+              <w:t xml:space="preserve">一键自检 </w:t>
+            </w:r>
+            <w:r>
+              <w:rPr>
+                <w:rFonts w:ascii="Segoe UI" w:hAnsi="Segoe UI" w:eastAsia="微软雅黑"/>
+                <w:b/>
+                <w:sz w:val="18"/>
+              </w:rPr>
+              <w:t>6 步全过</w:t>
+            </w:r>
+            <w:r>
+              <w:rPr>
+                <w:rFonts w:ascii="Segoe UI" w:hAnsi="Segoe UI" w:eastAsia="微软雅黑"/>
+                <w:b w:val="0"/>
+                <w:sz w:val="18"/>
+              </w:rPr>
+              <w:t>（重生成 Word → 一致性审计 → 重新打包 → 提交包自检 → 结算器自检 → 评审视角离线复算；判定链全部离线、不改动提交物）：Word 与 md 数字一致、成品页标签闭合、提交包自检通过、解压后能逐字节复算出同一张页面。联网重跑（</w:t>
+            </w:r>
+            <w:r>
+              <w:rPr>
+                <w:rFonts w:ascii="Consolas" w:hAnsi="Consolas" w:eastAsia="微软雅黑"/>
+                <w:b w:val="0"/>
+                <w:color w:val="1F3A5F"/>
+                <w:sz w:val="17"/>
+              </w:rPr>
+              <w:t>--with-network</w:t>
+            </w:r>
+            <w:r>
+              <w:rPr>
+                <w:rFonts w:ascii="Segoe UI" w:hAnsi="Segoe UI" w:eastAsia="微软雅黑"/>
+                <w:b w:val="0"/>
+                <w:sz w:val="18"/>
+              </w:rPr>
+              <w:t>）单独验证，因为它会把数据推进到抓取当天、必然让冻结材料里的数字落后</w:t>
+            </w:r>
+          </w:p>
+        </w:tc>
+      </w:tr>
+      <w:tr>
+        <w:tc>
+          <w:tcPr>
+            <w:tcW w:type="dxa" w:w="2880"/>
+          </w:tcPr>
+          <w:p>
+            <w:r/>
+            <w:r>
+              <w:rPr>
+                <w:rFonts w:ascii="Segoe UI" w:hAnsi="Segoe UI" w:eastAsia="微软雅黑"/>
+                <w:b w:val="0"/>
+                <w:sz w:val="18"/>
+              </w:rPr>
+              <w:t>在线部署与每日自动更新</w:t>
+            </w:r>
+          </w:p>
+        </w:tc>
+        <w:tc>
+          <w:tcPr>
+            <w:tcW w:type="dxa" w:w="2880"/>
+          </w:tcPr>
+          <w:p>
+            <w:r/>
+            <w:r>
+              <w:rPr>
+                <w:rFonts w:ascii="Consolas" w:hAnsi="Consolas" w:eastAsia="微软雅黑"/>
+                <w:b w:val="0"/>
+                <w:color w:val="1F3A5F"/>
+                <w:sz w:val="17"/>
+              </w:rPr>
+              <w:t>.github/workflows/daily_refresh.yml</w:t>
+            </w:r>
+            <w:r>
+              <w:rPr>
+                <w:rFonts w:ascii="Segoe UI" w:hAnsi="Segoe UI" w:eastAsia="微软雅黑"/>
+                <w:b w:val="0"/>
+                <w:sz w:val="18"/>
+              </w:rPr>
+              <w:t xml:space="preserve"> → GitHub Actions</w:t>
+            </w:r>
+          </w:p>
+        </w:tc>
+        <w:tc>
+          <w:tcPr>
+            <w:tcW w:type="dxa" w:w="2880"/>
+          </w:tcPr>
+          <w:p>
+            <w:r/>
+            <w:r>
+              <w:rPr>
+                <w:rFonts w:ascii="Segoe UI" w:hAnsi="Segoe UI" w:eastAsia="微软雅黑"/>
+                <w:b w:val="0"/>
+                <w:sz w:val="18"/>
+              </w:rPr>
+              <w:t>成品页已发布到 &lt;https://sloilmarve.github.io/reef-sentinel/&gt;（仓库 &lt;https://github.com/sloilmarve/reef-sentinel&gt;）：每天 06:10（马来西亚时间）自动取数、重算、重建页面并重新发布，刷新后的页面与数据自动提交回仓库</w:t>
             </w:r>
           </w:p>
         </w:tc>
@@ -4037,6 +4540,514 @@
       </w:tr>
     </w:tbl>
     <w:p/>
+    <w:p>
+      <w:pPr>
+        <w:jc w:val="center"/>
+      </w:pPr>
+      <w:r>
+        <w:rPr>
+          <w:rFonts w:ascii="Segoe UI" w:hAnsi="Segoe UI" w:eastAsia="微软雅黑"/>
+          <w:b w:val="0"/>
+          <w:color w:val="BBBBBB"/>
+          <w:sz w:val="18"/>
+        </w:rPr>
+        <w:t>______________________________________________</w:t>
+      </w:r>
+    </w:p>
+    <w:p>
+      <w:pPr>
+        <w:pStyle w:val="Heading2"/>
+      </w:pPr>
+      <w:r>
+        <w:rPr>
+          <w:rFonts w:ascii="Segoe UI" w:hAnsi="Segoe UI" w:eastAsia="微软雅黑"/>
+          <w:b/>
+          <w:color w:val="0B3C5D"/>
+          <w:sz w:val="27"/>
+        </w:rPr>
+        <w:t>八、这份计划的效力边界（不能证明什么，以及我们怎么处理）</w:t>
+      </w:r>
+    </w:p>
+    <w:p>
+      <w:pPr>
+        <w:spacing w:after="80"/>
+      </w:pPr>
+      <w:r>
+        <w:rPr>
+          <w:rFonts w:ascii="Segoe UI" w:hAnsi="Segoe UI" w:eastAsia="微软雅黑"/>
+          <w:b w:val="0"/>
+          <w:sz w:val="21"/>
+        </w:rPr>
+        <w:t>评审最容易误判的一点，是把这份 90 天计划当成「有统计功效的验证研究」。它不是。这一节先把边界写清楚，免得 90 天后被追着问。</w:t>
+      </w:r>
+    </w:p>
+    <w:p>
+      <w:pPr>
+        <w:pStyle w:val="Heading3"/>
+      </w:pPr>
+      <w:r>
+        <w:rPr>
+          <w:rFonts w:ascii="Segoe UI" w:hAnsi="Segoe UI" w:eastAsia="微软雅黑"/>
+          <w:b/>
+          <w:color w:val="0B3C5D"/>
+          <w:sz w:val="24"/>
+        </w:rPr>
+        <w:t>8.1 90 天能测到什么，不能测到什么</w:t>
+      </w:r>
+    </w:p>
+    <w:p>
+      <w:pPr>
+        <w:pStyle w:val="ListBullet"/>
+        <w:ind w:left="320"/>
+      </w:pPr>
+      <w:r>
+        <w:rPr>
+          <w:rFonts w:ascii="Segoe UI" w:hAnsi="Segoe UI" w:eastAsia="微软雅黑"/>
+          <w:b/>
+          <w:sz w:val="21"/>
+        </w:rPr>
+        <w:t>能测（每天都有样本）</w:t>
+      </w:r>
+      <w:r>
+        <w:rPr>
+          <w:rFonts w:ascii="Segoe UI" w:hAnsi="Segoe UI" w:eastAsia="微软雅黑"/>
+          <w:b w:val="0"/>
+          <w:sz w:val="21"/>
+        </w:rPr>
+        <w:t>：S1 的连续误差（1 到 8 天 RMSE 与区间覆盖率），以及 S3 到 S5 的使用与采纳（查看次数、决策事件、误报耐受）。</w:t>
+      </w:r>
+    </w:p>
+    <w:p>
+      <w:pPr>
+        <w:pStyle w:val="ListBullet"/>
+        <w:ind w:left="320"/>
+      </w:pPr>
+      <w:r>
+        <w:rPr>
+          <w:rFonts w:ascii="Segoe UI" w:hAnsi="Segoe UI" w:eastAsia="微软雅黑"/>
+          <w:b/>
+          <w:sz w:val="21"/>
+        </w:rPr>
+        <w:t>测不了</w:t>
+      </w:r>
+      <w:r>
+        <w:rPr>
+          <w:rFonts w:ascii="Segoe UI" w:hAnsi="Segoe UI" w:eastAsia="微软雅黑"/>
+          <w:b w:val="0"/>
+          <w:sz w:val="21"/>
+        </w:rPr>
+        <w:t>：S2 的事件级判据（上界越线日的复合灾害率提升 ≥ 2 倍、1 天档召回 ≥ 80%）。按本站每年 12 到 15 个复合灾害日，90 天里期望只有约 3 天，触发样本量到不了能分辨 2 倍提升的量级。</w:t>
+      </w:r>
+    </w:p>
+    <w:p>
+      <w:pPr>
+        <w:pStyle w:val="ListBullet"/>
+        <w:ind w:left="320"/>
+      </w:pPr>
+      <w:r>
+        <w:rPr>
+          <w:rFonts w:ascii="Segoe UI" w:hAnsi="Segoe UI" w:eastAsia="微软雅黑"/>
+          <w:b/>
+          <w:sz w:val="21"/>
+        </w:rPr>
+        <w:t>因此的分工</w:t>
+      </w:r>
+      <w:r>
+        <w:rPr>
+          <w:rFonts w:ascii="Segoe UI" w:hAnsi="Segoe UI" w:eastAsia="微软雅黑"/>
+          <w:b w:val="0"/>
+          <w:sz w:val="21"/>
+        </w:rPr>
+        <w:t>：S2 用</w:t>
+      </w:r>
+      <w:r>
+        <w:rPr>
+          <w:rFonts w:ascii="Segoe UI" w:hAnsi="Segoe UI" w:eastAsia="微软雅黑"/>
+          <w:b/>
+          <w:sz w:val="21"/>
+        </w:rPr>
+        <w:t>同一 3 折协议的 534 天样本外回溯</w:t>
+      </w:r>
+      <w:r>
+        <w:rPr>
+          <w:rFonts w:ascii="Segoe UI" w:hAnsi="Segoe UI" w:eastAsia="微软雅黑"/>
+          <w:b w:val="0"/>
+          <w:sz w:val="21"/>
+        </w:rPr>
+        <w:t xml:space="preserve">做检验（1 天档 132 次触发、命中 10、精确率 7.6%、召回率 90.9%、提升 3.68 倍、背景率 2.06%，产物 </w:t>
+      </w:r>
+      <w:r>
+        <w:rPr>
+          <w:rFonts w:ascii="Consolas" w:hAnsi="Consolas" w:eastAsia="微软雅黑"/>
+          <w:b w:val="0"/>
+          <w:color w:val="1F3A5F"/>
+          <w:sz w:val="20"/>
+        </w:rPr>
+        <w:t>data/processed/s2_hindcast.json</w:t>
+      </w:r>
+      <w:r>
+        <w:rPr>
+          <w:rFonts w:ascii="Segoe UI" w:hAnsi="Segoe UI" w:eastAsia="微软雅黑"/>
+          <w:b w:val="0"/>
+          <w:sz w:val="21"/>
+        </w:rPr>
+        <w:t xml:space="preserve">，由 </w:t>
+      </w:r>
+      <w:r>
+        <w:rPr>
+          <w:rFonts w:ascii="Consolas" w:hAnsi="Consolas" w:eastAsia="微软雅黑"/>
+          <w:b w:val="0"/>
+          <w:color w:val="1F3A5F"/>
+          <w:sz w:val="20"/>
+        </w:rPr>
+        <w:t>pipeline/s2_hindcast.py</w:t>
+      </w:r>
+      <w:r>
+        <w:rPr>
+          <w:rFonts w:ascii="Segoe UI" w:hAnsi="Segoe UI" w:eastAsia="微软雅黑"/>
+          <w:b w:val="0"/>
+          <w:sz w:val="21"/>
+        </w:rPr>
+        <w:t xml:space="preserve"> 生成）；90 天前向窗口只做</w:t>
+      </w:r>
+      <w:r>
+        <w:rPr>
+          <w:rFonts w:ascii="Segoe UI" w:hAnsi="Segoe UI" w:eastAsia="微软雅黑"/>
+          <w:b/>
+          <w:sz w:val="21"/>
+        </w:rPr>
+        <w:t>监控与结算</w:t>
+      </w:r>
+      <w:r>
+        <w:rPr>
+          <w:rFonts w:ascii="Segoe UI" w:hAnsi="Segoe UI" w:eastAsia="微软雅黑"/>
+          <w:b w:val="0"/>
+          <w:sz w:val="21"/>
+        </w:rPr>
+        <w:t>，不宣称验证。这一点已写进《数据与AI说明》第五节第 11 条。</w:t>
+      </w:r>
+    </w:p>
+    <w:p>
+      <w:pPr>
+        <w:pStyle w:val="ListBullet"/>
+        <w:ind w:left="320"/>
+      </w:pPr>
+      <w:r>
+        <w:rPr>
+          <w:rFonts w:ascii="Segoe UI" w:hAnsi="Segoe UI" w:eastAsia="微软雅黑"/>
+          <w:b/>
+          <w:sz w:val="21"/>
+        </w:rPr>
+        <w:t>S6 / S7 同理</w:t>
+      </w:r>
+      <w:r>
+        <w:rPr>
+          <w:rFonts w:ascii="Segoe UI" w:hAnsi="Segoe UI" w:eastAsia="微软雅黑"/>
+          <w:b w:val="0"/>
+          <w:sz w:val="21"/>
+        </w:rPr>
+        <w:t>：年度排序只有 4 个年份、事件只有 13 次，只报数值与区间，不做显著性宣称。</w:t>
+      </w:r>
+    </w:p>
+    <w:p>
+      <w:pPr>
+        <w:pStyle w:val="Heading3"/>
+      </w:pPr>
+      <w:r>
+        <w:rPr>
+          <w:rFonts w:ascii="Segoe UI" w:hAnsi="Segoe UI" w:eastAsia="微软雅黑"/>
+          <w:b/>
+          <w:color w:val="0B3C5D"/>
+          <w:sz w:val="24"/>
+        </w:rPr>
+        <w:t>8.2 「决策影响」怎么测才不是自说自话</w:t>
+      </w:r>
+    </w:p>
+    <w:p>
+      <w:pPr>
+        <w:spacing w:after="80"/>
+      </w:pPr>
+      <w:r>
+        <w:rPr>
+          <w:rFonts w:ascii="Segoe UI" w:hAnsi="Segoe UI" w:eastAsia="微软雅黑"/>
+          <w:b w:val="0"/>
+          <w:sz w:val="21"/>
+        </w:rPr>
+        <w:t>没有随机对照（不可能要求潜店「这周别看预报」），所以</w:t>
+      </w:r>
+      <w:r>
+        <w:rPr>
+          <w:rFonts w:ascii="Segoe UI" w:hAnsi="Segoe UI" w:eastAsia="微软雅黑"/>
+          <w:b/>
+          <w:sz w:val="21"/>
+        </w:rPr>
+        <w:t>不宣称因果</w:t>
+      </w:r>
+      <w:r>
+        <w:rPr>
+          <w:rFonts w:ascii="Segoe UI" w:hAnsi="Segoe UI" w:eastAsia="微软雅黑"/>
+          <w:b w:val="0"/>
+          <w:sz w:val="21"/>
+        </w:rPr>
+        <w:t>，只做预登记 + 可核对痕迹的三步：</w:t>
+      </w:r>
+    </w:p>
+    <w:p>
+      <w:pPr>
+        <w:pStyle w:val="ListNumber"/>
+      </w:pPr>
+      <w:r>
+        <w:rPr>
+          <w:rFonts w:ascii="Segoe UI" w:hAnsi="Segoe UI" w:eastAsia="微软雅黑"/>
+          <w:b/>
+          <w:sz w:val="21"/>
+        </w:rPr>
+        <w:t>事前预判（预登记）</w:t>
+      </w:r>
+      <w:r>
+        <w:rPr>
+          <w:rFonts w:ascii="Segoe UI" w:hAnsi="Segoe UI" w:eastAsia="微软雅黑"/>
+          <w:b w:val="0"/>
+          <w:sz w:val="21"/>
+        </w:rPr>
+        <w:t>：每天出航前，先用一句话记下「如果不看预报，我今天会怎么做」。</w:t>
+      </w:r>
+    </w:p>
+    <w:p>
+      <w:pPr>
+        <w:pStyle w:val="ListNumber"/>
+      </w:pPr>
+      <w:r>
+        <w:rPr>
+          <w:rFonts w:ascii="Segoe UI" w:hAnsi="Segoe UI" w:eastAsia="微软雅黑"/>
+          <w:b/>
+          <w:sz w:val="21"/>
+        </w:rPr>
+        <w:t>再看预警</w:t>
+      </w:r>
+      <w:r>
+        <w:rPr>
+          <w:rFonts w:ascii="Segoe UI" w:hAnsi="Segoe UI" w:eastAsia="微软雅黑"/>
+          <w:b w:val="0"/>
+          <w:sz w:val="21"/>
+        </w:rPr>
+        <w:t>：看一眼页面或每日消息（今日档位 + 未来 3 天上界 + 一句行动建议）。</w:t>
+      </w:r>
+    </w:p>
+    <w:p>
+      <w:pPr>
+        <w:pStyle w:val="ListNumber"/>
+      </w:pPr>
+      <w:r>
+        <w:rPr>
+          <w:rFonts w:ascii="Segoe UI" w:hAnsi="Segoe UI" w:eastAsia="微软雅黑"/>
+          <w:b/>
+          <w:sz w:val="21"/>
+        </w:rPr>
+        <w:t>记录最终决定与理由</w:t>
+      </w:r>
+      <w:r>
+        <w:rPr>
+          <w:rFonts w:ascii="Segoe UI" w:hAnsi="Segoe UI" w:eastAsia="微软雅黑"/>
+          <w:b w:val="0"/>
+          <w:sz w:val="21"/>
+        </w:rPr>
+        <w:t>：如果与第 1 步不同，写明改了什么（改期、提前巡检、暂停移栽、调整苗圃位置）。</w:t>
+      </w:r>
+    </w:p>
+    <w:p>
+      <w:pPr>
+        <w:spacing w:after="80"/>
+      </w:pPr>
+      <w:r>
+        <w:rPr>
+          <w:rFonts w:ascii="Segoe UI" w:hAnsi="Segoe UI" w:eastAsia="微软雅黑"/>
+          <w:b/>
+          <w:sz w:val="21"/>
+        </w:rPr>
+        <w:t>判定与如实标注</w:t>
+      </w:r>
+      <w:r>
+        <w:rPr>
+          <w:rFonts w:ascii="Segoe UI" w:hAnsi="Segoe UI" w:eastAsia="微软雅黑"/>
+          <w:b w:val="0"/>
+          <w:sz w:val="21"/>
+        </w:rPr>
+        <w:t>：只有「事前预判 ≠ 最终决定」且写明具体动作的条目才计入 S4；能提供可外部核对痕迹（改期后的日期、人员或采购安排、经对方同意的截图）的条目，另外单独标「已核对」。</w:t>
+      </w:r>
+      <w:r>
+        <w:rPr>
+          <w:rFonts w:ascii="Segoe UI" w:hAnsi="Segoe UI" w:eastAsia="微软雅黑"/>
+          <w:b/>
+          <w:sz w:val="21"/>
+        </w:rPr>
+        <w:t>这是自报数据，可能高估影响</w:t>
+      </w:r>
+      <w:r>
+        <w:rPr>
+          <w:rFonts w:ascii="Segoe UI" w:hAnsi="Segoe UI" w:eastAsia="微软雅黑"/>
+          <w:b w:val="0"/>
+          <w:sz w:val="21"/>
+        </w:rPr>
+        <w:t xml:space="preserve"> —— 所有材料里一律写成「自报决策变化事件 n 条」，绝不写成「避免了 n 次损失」。</w:t>
+      </w:r>
+    </w:p>
+    <w:p>
+      <w:pPr>
+        <w:pStyle w:val="Heading3"/>
+      </w:pPr>
+      <w:r>
+        <w:rPr>
+          <w:rFonts w:ascii="Segoe UI" w:hAnsi="Segoe UI" w:eastAsia="微软雅黑"/>
+          <w:b/>
+          <w:color w:val="0B3C5D"/>
+          <w:sz w:val="24"/>
+        </w:rPr>
+        <w:t>8.3 合作方参与与同意（consent）流程</w:t>
+      </w:r>
+    </w:p>
+    <w:p>
+      <w:pPr>
+        <w:pStyle w:val="ListNumber"/>
+      </w:pPr>
+      <w:r>
+        <w:rPr>
+          <w:rFonts w:ascii="Segoe UI" w:hAnsi="Segoe UI" w:eastAsia="微软雅黑"/>
+          <w:b/>
+          <w:sz w:val="21"/>
+        </w:rPr>
+        <w:t>先给一页纸说明</w:t>
+      </w:r>
+      <w:r>
+        <w:rPr>
+          <w:rFonts w:ascii="Segoe UI" w:hAnsi="Segoe UI" w:eastAsia="微软雅黑"/>
+          <w:b w:val="0"/>
+          <w:sz w:val="21"/>
+        </w:rPr>
+        <w:t>（中文 + 英文；合作方要求时可补马来文版）：我们收什么（机构名或角色 + 每周 3 问问卷 + 决策事件记录）、为什么收、会不会公开、随时可以退出。</w:t>
+      </w:r>
+    </w:p>
+    <w:p>
+      <w:pPr>
+        <w:pStyle w:val="ListNumber"/>
+      </w:pPr>
+      <w:r>
+        <w:rPr>
+          <w:rFonts w:ascii="Segoe UI" w:hAnsi="Segoe UI" w:eastAsia="微软雅黑"/>
+          <w:b/>
+          <w:sz w:val="21"/>
+        </w:rPr>
+        <w:t>口头同意并记录日期</w:t>
+      </w:r>
+      <w:r>
+        <w:rPr>
+          <w:rFonts w:ascii="Segoe UI" w:hAnsi="Segoe UI" w:eastAsia="微软雅黑"/>
+          <w:b w:val="0"/>
+          <w:sz w:val="21"/>
+        </w:rPr>
+        <w:t>：同意记录与问卷台账同址保存（机构、日期、同意范围），</w:t>
+      </w:r>
+      <w:r>
+        <w:rPr>
+          <w:rFonts w:ascii="Segoe UI" w:hAnsi="Segoe UI" w:eastAsia="微软雅黑"/>
+          <w:b/>
+          <w:sz w:val="21"/>
+        </w:rPr>
+        <w:t>默认只按角色署名</w:t>
+      </w:r>
+      <w:r>
+        <w:rPr>
+          <w:rFonts w:ascii="Segoe UI" w:hAnsi="Segoe UI" w:eastAsia="微软雅黑"/>
+          <w:b w:val="0"/>
+          <w:sz w:val="21"/>
+        </w:rPr>
+        <w:t>（如「A 潜店」「修复队 B」）；要在公开材料里写机构全名，需另行书面同意。</w:t>
+      </w:r>
+    </w:p>
+    <w:p>
+      <w:pPr>
+        <w:pStyle w:val="ListNumber"/>
+      </w:pPr>
+      <w:r>
+        <w:rPr>
+          <w:rFonts w:ascii="Segoe UI" w:hAnsi="Segoe UI" w:eastAsia="微软雅黑"/>
+          <w:b/>
+          <w:sz w:val="21"/>
+        </w:rPr>
+        <w:t>数据最小化</w:t>
+      </w:r>
+      <w:r>
+        <w:rPr>
+          <w:rFonts w:ascii="Segoe UI" w:hAnsi="Segoe UI" w:eastAsia="微软雅黑"/>
+          <w:b w:val="0"/>
+          <w:sz w:val="21"/>
+        </w:rPr>
+        <w:t>：只收联系信息与问卷答案；姓名、电话与聊天记录不进仓库、不进模型、不用于训练；个人姓名不出现于任何交付物。</w:t>
+      </w:r>
+    </w:p>
+    <w:p>
+      <w:pPr>
+        <w:pStyle w:val="ListNumber"/>
+      </w:pPr>
+      <w:r>
+        <w:rPr>
+          <w:rFonts w:ascii="Segoe UI" w:hAnsi="Segoe UI" w:eastAsia="微软雅黑"/>
+          <w:b/>
+          <w:sz w:val="21"/>
+        </w:rPr>
+        <w:t>随时退出</w:t>
+      </w:r>
+      <w:r>
+        <w:rPr>
+          <w:rFonts w:ascii="Segoe UI" w:hAnsi="Segoe UI" w:eastAsia="微软雅黑"/>
+          <w:b w:val="0"/>
+          <w:sz w:val="21"/>
+        </w:rPr>
+        <w:t>：合作方可随时退出；退出后其条目在下次结算中排除并删除，已发布内容若含其机构名则一并撤下。</w:t>
+      </w:r>
+    </w:p>
+    <w:p>
+      <w:pPr>
+        <w:pStyle w:val="ListNumber"/>
+      </w:pPr>
+      <w:r>
+        <w:rPr>
+          <w:rFonts w:ascii="Segoe UI" w:hAnsi="Segoe UI" w:eastAsia="微软雅黑"/>
+          <w:b/>
+          <w:sz w:val="21"/>
+        </w:rPr>
+        <w:t>保留期限</w:t>
+      </w:r>
+      <w:r>
+        <w:rPr>
+          <w:rFonts w:ascii="Segoe UI" w:hAnsi="Segoe UI" w:eastAsia="微软雅黑"/>
+          <w:b w:val="0"/>
+          <w:sz w:val="21"/>
+        </w:rPr>
+        <w:t>：联系信息与原始问卷在本机台账保存 12 个月后删除，只保留去标识化的汇总（连续周数、事件数、误报次数）。</w:t>
+      </w:r>
+    </w:p>
+    <w:p>
+      <w:pPr>
+        <w:pStyle w:val="ListNumber"/>
+      </w:pPr>
+      <w:r>
+        <w:rPr>
+          <w:rFonts w:ascii="Segoe UI" w:hAnsi="Segoe UI" w:eastAsia="微软雅黑"/>
+          <w:b/>
+          <w:sz w:val="21"/>
+        </w:rPr>
+        <w:t>不替对方做安全裁定</w:t>
+      </w:r>
+      <w:r>
+        <w:rPr>
+          <w:rFonts w:ascii="Segoe UI" w:hAnsi="Segoe UI" w:eastAsia="微软雅黑"/>
+          <w:b w:val="0"/>
+          <w:sz w:val="21"/>
+        </w:rPr>
+        <w:t>：任何停航或闭园建议都写明由使用方与官方（MetMalaysia、沙巴公园管理局）决定，工具只提供风险档位与不确定区间。</w:t>
+      </w:r>
+    </w:p>
     <w:sectPr>
       <w:pgSz w:w="12240" w:h="15840"/>
       <w:pgMar w:top="1440" w:right="1800" w:bottom="1440" w:left="1800" w:header="720" w:footer="720" w:gutter="0"/>
